--- a/public/exports/documents/services-agreement-sloboda-2026/ref-liability-limitation-mutual.docx
+++ b/public/exports/documents/services-agreement-sloboda-2026/ref-liability-limitation-mutual.docx
@@ -25,7 +25,7 @@
         <w:t xml:space="preserve">Legal:</w:t>
       </w:r>
       <w:r>
-        <w:t xml:space="preserve"> Ентерпрайзи майже завжди просять знизити Max liability до 6 місяців або до фіксованої суми. Погоджуємо тільки після consultation з Olga. Не робіть самі. — Legal team &lt;/aside&gt;</w:t>
+        <w:t xml:space="preserve"> Ентерпрайзи майже завжди просять знизити Max liability до 6 місяців або до фіксованої суми. Погоджуємо тільки після consultation з Head of Delivery. Не робіть самі. — Legal team &lt;/aside&gt;</w:t>
       </w:r>
     </w:p>
     <w:p>
@@ -154,19 +154,19 @@
           <w:b/>
           <w:bCs/>
         </w:rPr>
-        <w:t xml:space="preserve">Mutual indemnification</w:t>
-      </w:r>
-      <w:r>
-        <w:t xml:space="preserve"> — покриває третьо-сторонні позови</w:t>
-      </w:r>
-    </w:p>
-    <w:p>
-      <w:pPr>
-        <w:spacing w:after="180"/>
-        <w:jc w:val="both"/>
-      </w:pPr>
-      <w:r>
-        <w:t xml:space="preserve">(наприклад, клієнт судиться з нами за наше програмне забезпечення; ми маємо можливість переключити відшкодування на субпідрядника, якщо це його код причинив проблему).</w:t>
+        <w:t xml:space="preserve">Взаємна індемніфікація</w:t>
+      </w:r>
+      <w:r>
+        <w:t xml:space="preserve"> — покриває позови від третіх сторін</w:t>
+      </w:r>
+    </w:p>
+    <w:p>
+      <w:pPr>
+        <w:spacing w:after="180"/>
+        <w:jc w:val="both"/>
+      </w:pPr>
+      <w:r>
+        <w:t xml:space="preserve">(наприклад, клієнт судиться з нами за наше програмне забезпечення; ми маємо змогу перекласти відшкодування на субпідрядника, якщо це його код спричинив проблему).</w:t>
       </w:r>
     </w:p>
     <w:p>
@@ -183,19 +183,19 @@
           <w:b/>
           <w:bCs/>
         </w:rPr>
-        <w:t xml:space="preserve">Mutual limit</w:t>
-      </w:r>
-      <w:r>
-        <w:t xml:space="preserve"> — виключає spekulative damages (наприклад,</w:t>
-      </w:r>
-    </w:p>
-    <w:p>
-      <w:pPr>
-        <w:spacing w:after="180"/>
-        <w:jc w:val="both"/>
-      </w:pPr>
-      <w:r>
-        <w:t xml:space="preserve">"ми втратили контракт на $10M через вашу затримку у 2 дні" — такі непередбачувані наслідки не покриваються).</w:t>
+        <w:t xml:space="preserve">Взаємне обмеження</w:t>
+      </w:r>
+      <w:r>
+        <w:t xml:space="preserve"> — виключає спекулятивні збитки</w:t>
+      </w:r>
+    </w:p>
+    <w:p>
+      <w:pPr>
+        <w:spacing w:after="180"/>
+        <w:jc w:val="both"/>
+      </w:pPr>
+      <w:r>
+        <w:t xml:space="preserve">(наприклад, «ми втратили контракт на $10M через вашу затримку у 2 дні» — такі непередбачувані наслідки не покриваються).</w:t>
       </w:r>
     </w:p>
     <w:p>
@@ -212,19 +212,19 @@
           <w:b/>
           <w:bCs/>
         </w:rPr>
-        <w:t xml:space="preserve">Max liability cap</w:t>
-      </w:r>
-      <w:r>
-        <w:t xml:space="preserve"> — hard ceiling на будь-яку відповідальність,</w:t>
-      </w:r>
-    </w:p>
-    <w:p>
-      <w:pPr>
-        <w:spacing w:after="180"/>
-        <w:jc w:val="both"/>
-      </w:pPr>
-      <w:r>
-        <w:t xml:space="preserve">прив'язаний до реальних грошей, які рухалися між сторонами.</w:t>
+        <w:t xml:space="preserve">Стеля відповідальності</w:t>
+      </w:r>
+      <w:r>
+        <w:t xml:space="preserve"> — жорстка верхня межа будь-якої</w:t>
+      </w:r>
+    </w:p>
+    <w:p>
+      <w:pPr>
+        <w:spacing w:after="180"/>
+        <w:jc w:val="both"/>
+      </w:pPr>
+      <w:r>
+        <w:t xml:space="preserve">відповідальності, прив'язана до реальних грошей, що рухалися між сторонами.</w:t>
       </w:r>
     </w:p>
     <w:p>
@@ -243,16 +243,16 @@
         <w:jc w:val="both"/>
       </w:pPr>
       <w:r>
-        <w:t xml:space="preserve">Це стандарт у IT-сервісному індустрії. Аргумент: відповідальність має бути пропорційна розміру engagement-а. Якщо ми заплатили субпідряднику $100k за рік, максимальна його відповідальність — $100k. Не $1M, не $50k. Це прогнозовано і симетрично.</w:t>
-      </w:r>
-    </w:p>
-    <w:p>
-      <w:pPr>
-        <w:spacing w:after="180"/>
-        <w:jc w:val="both"/>
-      </w:pPr>
-      <w:r>
-        <w:t xml:space="preserve">Деякі клієнти намагаються зменшити cap до 3–6 місяців або до фіксованої суми. У таких випадках треба розуміти, чи це зниження відповідає вартості потенційних ризиків конкретного проекту.</w:t>
+        <w:t xml:space="preserve">Це галузевий стандарт у IT-сервісах. Логіка проста: відповідальність має бути пропорційна розміру співпраці. Якщо ми заплатили субпідряднику $100k за рік, його максимальна відповідальність — $100k. Не $1M, не $50k. Це передбачувано і симетрично.</w:t>
+      </w:r>
+    </w:p>
+    <w:p>
+      <w:pPr>
+        <w:spacing w:after="180"/>
+        <w:jc w:val="both"/>
+      </w:pPr>
+      <w:r>
+        <w:t xml:space="preserve">Деякі клієнти намагаються зменшити стелю до 3–6 місяців або до фіксованої суми. У таких випадках треба розуміти, чи це зниження відповідає вартості потенційних ризиків конкретного проєкту.</w:t>
       </w:r>
     </w:p>
     <w:p>
@@ -279,19 +279,19 @@
           <w:b/>
           <w:bCs/>
         </w:rPr>
-        <w:t xml:space="preserve">Порушення IP.</w:t>
-      </w:r>
-      <w:r>
-        <w:t xml:space="preserve"> Якщо ми передали клієнту код з GPL-залежністю</w:t>
-      </w:r>
-    </w:p>
-    <w:p>
-      <w:pPr>
-        <w:spacing w:after="180"/>
-        <w:jc w:val="both"/>
-      </w:pPr>
-      <w:r>
-        <w:t xml:space="preserve">і клієнт отримав позов від Free Software Foundation — наш cap у 12 місяців fees </w:t>
+        <w:t xml:space="preserve">Порушення прав інтелектуальної власності.</w:t>
+      </w:r>
+      <w:r>
+        <w:t xml:space="preserve"> Якщо ми передали</w:t>
+      </w:r>
+    </w:p>
+    <w:p>
+      <w:pPr>
+        <w:spacing w:after="180"/>
+        <w:jc w:val="both"/>
+      </w:pPr>
+      <w:r>
+        <w:t xml:space="preserve">клієнту код із GPL-залежністю і клієнт отримав позов від Free Software Foundation — наша стеля у 12 місяців винагороди </w:t>
       </w:r>
       <w:r>
         <w:rPr>
@@ -301,7 +301,7 @@
         <w:t xml:space="preserve">не</w:t>
       </w:r>
       <w:r>
-        <w:t xml:space="preserve"> обмежує нашу відповідальність за IP-порушення. Це окрема категорія ризику.</w:t>
+        <w:t xml:space="preserve"> обмежує відповідальність за IP-порушення. Це окрема категорія ризику.</w:t>
       </w:r>
     </w:p>
     <w:p>
@@ -318,19 +318,19 @@
           <w:b/>
           <w:bCs/>
         </w:rPr>
-        <w:t xml:space="preserve">Confidentiality breach.</w:t>
-      </w:r>
-      <w:r>
-        <w:t xml:space="preserve"> Порушення конфіденційності</w:t>
-      </w:r>
-    </w:p>
-    <w:p>
-      <w:pPr>
-        <w:spacing w:after="180"/>
-        <w:jc w:val="both"/>
-      </w:pPr>
-      <w:r>
-        <w:t xml:space="preserve">часто виходить за межі mutual limit, бо збитки тут "віддалені за визначенням" — клієнт не може точно обрахувати, скільки коштувала витік.</w:t>
+        <w:t xml:space="preserve">Розголошення конфіденційної інформації.</w:t>
+      </w:r>
+      <w:r>
+        <w:t xml:space="preserve"> Порушення</w:t>
+      </w:r>
+    </w:p>
+    <w:p>
+      <w:pPr>
+        <w:spacing w:after="180"/>
+        <w:jc w:val="both"/>
+      </w:pPr>
+      <w:r>
+        <w:t xml:space="preserve">конфіденційності часто виходить за межі взаємного обмеження, бо збитки тут «віддалені за визначенням» — клієнт не може точно обрахувати, скільки коштував витік.</w:t>
       </w:r>
     </w:p>
     <w:p>
@@ -347,19 +347,19 @@
           <w:b/>
           <w:bCs/>
         </w:rPr>
-        <w:t xml:space="preserve">Willful misconduct.</w:t>
-      </w:r>
-      <w:r>
-        <w:t xml:space="preserve"> Умисні порушення не обмежуються cap-ом.</w:t>
-      </w:r>
-    </w:p>
-    <w:p>
-      <w:pPr>
-        <w:spacing w:after="180"/>
-        <w:jc w:val="both"/>
-      </w:pPr>
-      <w:r>
-        <w:t xml:space="preserve">Це mandatory в багатьох юрисдикціях і записано в пункті індемніфікації.</w:t>
+        <w:t xml:space="preserve">Умисні порушення.</w:t>
+      </w:r>
+      <w:r>
+        <w:t xml:space="preserve"> Умисна поведінка (willful misconduct) не</w:t>
+      </w:r>
+    </w:p>
+    <w:p>
+      <w:pPr>
+        <w:spacing w:after="180"/>
+        <w:jc w:val="both"/>
+      </w:pPr>
+      <w:r>
+        <w:t xml:space="preserve">обмежується стелею. Це імперативна норма у багатьох юрисдикціях і прямо записана в пункті індемніфікації.</w:t>
       </w:r>
     </w:p>
     <w:p>
@@ -439,7 +439,7 @@
         <w:jc w:val="both"/>
       </w:pPr>
       <w:r>
-        <w:t xml:space="preserve">Це другий справжній cross-pillar клаз (після Dispute Resolution UK). Зміна cap-у з 12 до 6 місяців — одне редагування, чотири договори оновлюються.</w:t>
+        <w:t xml:space="preserve">Це другий справжній наскрізний пункт (після Dispute Resolution UK). Зміна стелі з 12 до 6 місяців — одне редагування, чотири договори оновлюються.</w:t>
       </w:r>
     </w:p>
     <w:sectPr>
